--- a/3.React/UltimateReactCourse/Document/2.docx
+++ b/3.React/UltimateReactCourse/Document/2.docx
@@ -1,6 +1,6 @@
 
 <file path=word/document.xml><?xml version="1.0" encoding="utf-8"?>
-<w:document xmlns:wpc="http://schemas.microsoft.com/office/word/2010/wordprocessingCanvas" xmlns:cx="http://schemas.microsoft.com/office/drawing/2014/chartex" xmlns:cx1="http://schemas.microsoft.com/office/drawing/2015/9/8/chartex" xmlns:cx2="http://schemas.microsoft.com/office/drawing/2015/10/21/chartex" xmlns:cx3="http://schemas.microsoft.com/office/drawing/2016/5/9/chartex" xmlns:cx4="http://schemas.microsoft.com/office/drawing/2016/5/10/chartex" xmlns:cx5="http://schemas.microsoft.com/office/drawing/2016/5/11/chartex" xmlns:cx6="http://schemas.microsoft.com/office/drawing/2016/5/12/chartex" xmlns:cx7="http://schemas.microsoft.com/office/drawing/2016/5/13/chartex" xmlns:cx8="http://schemas.microsoft.com/office/drawing/2016/5/14/chartex" xmlns:mc="http://schemas.openxmlformats.org/markup-compatibility/2006" xmlns:aink="http://schemas.microsoft.com/office/drawing/2016/ink" xmlns:am3d="http://schemas.microsoft.com/office/drawing/2017/model3d" xmlns:o="urn:schemas-microsoft-com:office:office" xmlns:oel="http://schemas.microsoft.com/office/2019/extlst" xmlns:r="http://schemas.openxmlformats.org/officeDocument/2006/relationships" xmlns:m="http://schemas.openxmlformats.org/officeDocument/2006/math" xmlns:v="urn:schemas-microsoft-com:vml" xmlns:wp14="http://schemas.microsoft.com/office/word/2010/wordprocessingDrawing" xmlns:wp="http://schemas.openxmlformats.org/drawingml/2006/wordprocessingDrawing" xmlns:w10="urn:schemas-microsoft-com:office:word" xmlns:w="http://schemas.openxmlformats.org/wordprocessingml/2006/main" xmlns:w14="http://schemas.microsoft.com/office/word/2010/wordml" xmlns:w15="http://schemas.microsoft.com/office/word/2012/wordml" xmlns:w16cex="http://schemas.microsoft.com/office/word/2018/wordml/cex" xmlns:w16cid="http://schemas.microsoft.com/office/word/2016/wordml/cid" xmlns:w16="http://schemas.microsoft.com/office/word/2018/wordml" xmlns:w16du="http://schemas.microsoft.com/office/word/2023/wordml/word16du" xmlns:w16sdtdh="http://schemas.microsoft.com/office/word/2020/wordml/sdtdatahash" xmlns:w16sdtfl="http://schemas.microsoft.com/office/word/2024/wordml/sdtformatlock" xmlns:w16se="http://schemas.microsoft.com/office/word/2015/wordml/symex" xmlns:wpg="http://schemas.microsoft.com/office/word/2010/wordprocessingGroup" xmlns:wpi="http://schemas.microsoft.com/office/word/2010/wordprocessingInk" xmlns:wne="http://schemas.microsoft.com/office/word/2006/wordml" xmlns:wps="http://schemas.microsoft.com/office/word/2010/wordprocessingShape" mc:Ignorable="w14 w15 w16se w16cid w16 w16cex w16sdtdh w16sdtfl w16du wp14">
+<w:document xmlns:wpc="http://schemas.microsoft.com/office/word/2010/wordprocessingCanvas" xmlns:cx="http://schemas.microsoft.com/office/drawing/2014/chartex" xmlns:mc="http://schemas.openxmlformats.org/markup-compatibility/2006" xmlns:o="urn:schemas-microsoft-com:office:office" xmlns:r="http://schemas.openxmlformats.org/officeDocument/2006/relationships" xmlns:m="http://schemas.openxmlformats.org/officeDocument/2006/math" xmlns:v="urn:schemas-microsoft-com:vml" xmlns:wp14="http://schemas.microsoft.com/office/word/2010/wordprocessingDrawing" xmlns:wp="http://schemas.openxmlformats.org/drawingml/2006/wordprocessingDrawing" xmlns:w10="urn:schemas-microsoft-com:office:word" xmlns:w="http://schemas.openxmlformats.org/wordprocessingml/2006/main" xmlns:w14="http://schemas.microsoft.com/office/word/2010/wordml" xmlns:w15="http://schemas.microsoft.com/office/word/2012/wordml" xmlns:w16se="http://schemas.microsoft.com/office/word/2015/wordml/symex" xmlns:wpg="http://schemas.microsoft.com/office/word/2010/wordprocessingGroup" xmlns:wpi="http://schemas.microsoft.com/office/word/2010/wordprocessingInk" xmlns:wne="http://schemas.microsoft.com/office/word/2006/wordml" xmlns:wps="http://schemas.microsoft.com/office/word/2010/wordprocessingShape" mc:Ignorable="w14 w15 w16se wp14">
   <w:body>
     <w:p>
       <w:pPr>
@@ -182,6 +182,306 @@
         </w:drawing>
       </w:r>
     </w:p>
+    <w:p>
+      <w:pPr>
+        <w:rPr>
+          <w:sz w:val="40"/>
+          <w:szCs w:val="40"/>
+        </w:rPr>
+      </w:pPr>
+      <w:r>
+        <w:rPr>
+          <w:sz w:val="40"/>
+          <w:szCs w:val="40"/>
+        </w:rPr>
+        <w:t>-</w:t>
+      </w:r>
+      <w:proofErr w:type="spellStart"/>
+      <w:proofErr w:type="gramStart"/>
+      <w:r>
+        <w:rPr>
+          <w:b/>
+          <w:sz w:val="40"/>
+          <w:szCs w:val="40"/>
+        </w:rPr>
+        <w:t>useRef</w:t>
+      </w:r>
+      <w:proofErr w:type="spellEnd"/>
+      <w:r>
+        <w:rPr>
+          <w:b/>
+          <w:sz w:val="40"/>
+          <w:szCs w:val="40"/>
+        </w:rPr>
+        <w:t>(</w:t>
+      </w:r>
+      <w:proofErr w:type="gramEnd"/>
+      <w:r>
+        <w:rPr>
+          <w:b/>
+          <w:sz w:val="40"/>
+          <w:szCs w:val="40"/>
+        </w:rPr>
+        <w:t>)</w:t>
+      </w:r>
+      <w:r>
+        <w:rPr>
+          <w:sz w:val="40"/>
+          <w:szCs w:val="40"/>
+        </w:rPr>
+        <w:t xml:space="preserve">: lets you reference a value that’s not needed for rendering. </w:t>
+      </w:r>
+    </w:p>
+    <w:p>
+      <w:pPr>
+        <w:rPr>
+          <w:sz w:val="40"/>
+          <w:szCs w:val="40"/>
+        </w:rPr>
+      </w:pPr>
+      <w:r>
+        <w:rPr>
+          <w:noProof/>
+        </w:rPr>
+        <w:drawing>
+          <wp:inline distT="0" distB="0" distL="0" distR="0" wp14:anchorId="09002D1A" wp14:editId="34FAF6A6">
+            <wp:extent cx="2910724" cy="1563568"/>
+            <wp:effectExtent l="0" t="0" r="4445" b="0"/>
+            <wp:docPr id="1" name="Picture 1"/>
+            <wp:cNvGraphicFramePr>
+              <a:graphicFrameLocks xmlns:a="http://schemas.openxmlformats.org/drawingml/2006/main" noChangeAspect="1"/>
+            </wp:cNvGraphicFramePr>
+            <a:graphic xmlns:a="http://schemas.openxmlformats.org/drawingml/2006/main">
+              <a:graphicData uri="http://schemas.openxmlformats.org/drawingml/2006/picture">
+                <pic:pic xmlns:pic="http://schemas.openxmlformats.org/drawingml/2006/picture">
+                  <pic:nvPicPr>
+                    <pic:cNvPr id="1" name=""/>
+                    <pic:cNvPicPr/>
+                  </pic:nvPicPr>
+                  <pic:blipFill>
+                    <a:blip r:embed="rId6"/>
+                    <a:stretch>
+                      <a:fillRect/>
+                    </a:stretch>
+                  </pic:blipFill>
+                  <pic:spPr>
+                    <a:xfrm>
+                      <a:off x="0" y="0"/>
+                      <a:ext cx="2976733" cy="1599027"/>
+                    </a:xfrm>
+                    <a:prstGeom prst="rect">
+                      <a:avLst/>
+                    </a:prstGeom>
+                  </pic:spPr>
+                </pic:pic>
+              </a:graphicData>
+            </a:graphic>
+          </wp:inline>
+        </w:drawing>
+      </w:r>
+    </w:p>
+    <w:p>
+      <w:pPr>
+        <w:rPr>
+          <w:sz w:val="40"/>
+          <w:szCs w:val="40"/>
+        </w:rPr>
+      </w:pPr>
+      <w:r>
+        <w:rPr>
+          <w:noProof/>
+        </w:rPr>
+        <w:drawing>
+          <wp:inline distT="0" distB="0" distL="0" distR="0" wp14:anchorId="10523D5F" wp14:editId="79354A38">
+            <wp:extent cx="2310431" cy="1300779"/>
+            <wp:effectExtent l="0" t="0" r="0" b="0"/>
+            <wp:docPr id="2" name="Picture 2"/>
+            <wp:cNvGraphicFramePr>
+              <a:graphicFrameLocks xmlns:a="http://schemas.openxmlformats.org/drawingml/2006/main" noChangeAspect="1"/>
+            </wp:cNvGraphicFramePr>
+            <a:graphic xmlns:a="http://schemas.openxmlformats.org/drawingml/2006/main">
+              <a:graphicData uri="http://schemas.openxmlformats.org/drawingml/2006/picture">
+                <pic:pic xmlns:pic="http://schemas.openxmlformats.org/drawingml/2006/picture">
+                  <pic:nvPicPr>
+                    <pic:cNvPr id="1" name=""/>
+                    <pic:cNvPicPr/>
+                  </pic:nvPicPr>
+                  <pic:blipFill>
+                    <a:blip r:embed="rId7"/>
+                    <a:stretch>
+                      <a:fillRect/>
+                    </a:stretch>
+                  </pic:blipFill>
+                  <pic:spPr>
+                    <a:xfrm>
+                      <a:off x="0" y="0"/>
+                      <a:ext cx="2367350" cy="1332824"/>
+                    </a:xfrm>
+                    <a:prstGeom prst="rect">
+                      <a:avLst/>
+                    </a:prstGeom>
+                  </pic:spPr>
+                </pic:pic>
+              </a:graphicData>
+            </a:graphic>
+          </wp:inline>
+        </w:drawing>
+      </w:r>
+    </w:p>
+    <w:p>
+      <w:pPr>
+        <w:rPr>
+          <w:sz w:val="40"/>
+          <w:szCs w:val="40"/>
+        </w:rPr>
+      </w:pPr>
+      <w:r>
+        <w:rPr>
+          <w:sz w:val="40"/>
+          <w:szCs w:val="40"/>
+        </w:rPr>
+        <w:t>-</w:t>
+      </w:r>
+      <w:proofErr w:type="spellStart"/>
+      <w:proofErr w:type="gramStart"/>
+      <w:r>
+        <w:rPr>
+          <w:sz w:val="40"/>
+          <w:szCs w:val="40"/>
+        </w:rPr>
+        <w:t>useLocalStorageState</w:t>
+      </w:r>
+      <w:proofErr w:type="spellEnd"/>
+      <w:r>
+        <w:rPr>
+          <w:sz w:val="40"/>
+          <w:szCs w:val="40"/>
+        </w:rPr>
+        <w:t>(</w:t>
+      </w:r>
+      <w:proofErr w:type="gramEnd"/>
+      <w:r>
+        <w:rPr>
+          <w:sz w:val="40"/>
+          <w:szCs w:val="40"/>
+        </w:rPr>
+        <w:t>) Hook:</w:t>
+      </w:r>
+    </w:p>
+    <w:p>
+      <w:pPr>
+        <w:rPr>
+          <w:sz w:val="40"/>
+          <w:szCs w:val="40"/>
+        </w:rPr>
+      </w:pPr>
+      <w:r>
+        <w:rPr>
+          <w:noProof/>
+        </w:rPr>
+        <w:lastRenderedPageBreak/>
+        <w:drawing>
+          <wp:inline distT="0" distB="0" distL="0" distR="0" wp14:anchorId="110D6CA9" wp14:editId="6FF1393E">
+            <wp:extent cx="2861863" cy="1667497"/>
+            <wp:effectExtent l="0" t="0" r="0" b="9525"/>
+            <wp:docPr id="3" name="Picture 3"/>
+            <wp:cNvGraphicFramePr>
+              <a:graphicFrameLocks xmlns:a="http://schemas.openxmlformats.org/drawingml/2006/main" noChangeAspect="1"/>
+            </wp:cNvGraphicFramePr>
+            <a:graphic xmlns:a="http://schemas.openxmlformats.org/drawingml/2006/main">
+              <a:graphicData uri="http://schemas.openxmlformats.org/drawingml/2006/picture">
+                <pic:pic xmlns:pic="http://schemas.openxmlformats.org/drawingml/2006/picture">
+                  <pic:nvPicPr>
+                    <pic:cNvPr id="1" name=""/>
+                    <pic:cNvPicPr/>
+                  </pic:nvPicPr>
+                  <pic:blipFill>
+                    <a:blip r:embed="rId8"/>
+                    <a:stretch>
+                      <a:fillRect/>
+                    </a:stretch>
+                  </pic:blipFill>
+                  <pic:spPr>
+                    <a:xfrm>
+                      <a:off x="0" y="0"/>
+                      <a:ext cx="2915281" cy="1698622"/>
+                    </a:xfrm>
+                    <a:prstGeom prst="rect">
+                      <a:avLst/>
+                    </a:prstGeom>
+                  </pic:spPr>
+                </pic:pic>
+              </a:graphicData>
+            </a:graphic>
+          </wp:inline>
+        </w:drawing>
+      </w:r>
+    </w:p>
+    <w:p>
+      <w:pPr>
+        <w:rPr>
+          <w:sz w:val="40"/>
+          <w:szCs w:val="40"/>
+        </w:rPr>
+      </w:pPr>
+      <w:r>
+        <w:rPr>
+          <w:noProof/>
+        </w:rPr>
+        <w:drawing>
+          <wp:inline distT="0" distB="0" distL="0" distR="0" wp14:anchorId="61F0D491" wp14:editId="6F17B5CF">
+            <wp:extent cx="4914286" cy="133333"/>
+            <wp:effectExtent l="0" t="0" r="0" b="635"/>
+            <wp:docPr id="4" name="Picture 4"/>
+            <wp:cNvGraphicFramePr>
+              <a:graphicFrameLocks xmlns:a="http://schemas.openxmlformats.org/drawingml/2006/main" noChangeAspect="1"/>
+            </wp:cNvGraphicFramePr>
+            <a:graphic xmlns:a="http://schemas.openxmlformats.org/drawingml/2006/main">
+              <a:graphicData uri="http://schemas.openxmlformats.org/drawingml/2006/picture">
+                <pic:pic xmlns:pic="http://schemas.openxmlformats.org/drawingml/2006/picture">
+                  <pic:nvPicPr>
+                    <pic:cNvPr id="1" name=""/>
+                    <pic:cNvPicPr/>
+                  </pic:nvPicPr>
+                  <pic:blipFill>
+                    <a:blip r:embed="rId9"/>
+                    <a:stretch>
+                      <a:fillRect/>
+                    </a:stretch>
+                  </pic:blipFill>
+                  <pic:spPr>
+                    <a:xfrm>
+                      <a:off x="0" y="0"/>
+                      <a:ext cx="4914286" cy="133333"/>
+                    </a:xfrm>
+                    <a:prstGeom prst="rect">
+                      <a:avLst/>
+                    </a:prstGeom>
+                  </pic:spPr>
+                </pic:pic>
+              </a:graphicData>
+            </a:graphic>
+          </wp:inline>
+        </w:drawing>
+      </w:r>
+    </w:p>
+    <w:p>
+      <w:pPr>
+        <w:rPr>
+          <w:sz w:val="40"/>
+          <w:szCs w:val="40"/>
+        </w:rPr>
+      </w:pPr>
+      <w:r>
+        <w:rPr>
+          <w:sz w:val="40"/>
+          <w:szCs w:val="40"/>
+        </w:rPr>
+        <w:t>-See project 7</w:t>
+      </w:r>
+      <w:bookmarkStart w:id="0" w:name="_GoBack"/>
+      <w:bookmarkEnd w:id="0"/>
+    </w:p>
     <w:sectPr>
       <w:pgSz w:w="12240" w:h="15840"/>
       <w:pgMar w:top="1440" w:right="1440" w:bottom="1440" w:left="1440" w:header="720" w:footer="720" w:gutter="0"/>
@@ -193,7 +493,7 @@
 </file>
 
 <file path=word/styles.xml><?xml version="1.0" encoding="utf-8"?>
-<w:styles xmlns:mc="http://schemas.openxmlformats.org/markup-compatibility/2006" xmlns:r="http://schemas.openxmlformats.org/officeDocument/2006/relationships" xmlns:w="http://schemas.openxmlformats.org/wordprocessingml/2006/main" xmlns:w14="http://schemas.microsoft.com/office/word/2010/wordml" xmlns:w15="http://schemas.microsoft.com/office/word/2012/wordml" xmlns:w16cex="http://schemas.microsoft.com/office/word/2018/wordml/cex" xmlns:w16cid="http://schemas.microsoft.com/office/word/2016/wordml/cid" xmlns:w16="http://schemas.microsoft.com/office/word/2018/wordml" xmlns:w16du="http://schemas.microsoft.com/office/word/2023/wordml/word16du" xmlns:w16sdtdh="http://schemas.microsoft.com/office/word/2020/wordml/sdtdatahash" xmlns:w16sdtfl="http://schemas.microsoft.com/office/word/2024/wordml/sdtformatlock" xmlns:w16se="http://schemas.microsoft.com/office/word/2015/wordml/symex" mc:Ignorable="w14 w15 w16se w16cid w16 w16cex w16sdtdh w16sdtfl w16du">
+<w:styles xmlns:mc="http://schemas.openxmlformats.org/markup-compatibility/2006" xmlns:r="http://schemas.openxmlformats.org/officeDocument/2006/relationships" xmlns:w="http://schemas.openxmlformats.org/wordprocessingml/2006/main" xmlns:w14="http://schemas.microsoft.com/office/word/2010/wordml" xmlns:w15="http://schemas.microsoft.com/office/word/2012/wordml" xmlns:w16se="http://schemas.microsoft.com/office/word/2015/wordml/symex" mc:Ignorable="w14 w15 w16se">
   <w:docDefaults>
     <w:rPrDefault>
       <w:rPr>
@@ -209,7 +509,7 @@
       </w:pPr>
     </w:pPrDefault>
   </w:docDefaults>
-  <w:latentStyles w:defLockedState="0" w:defUIPriority="99" w:defSemiHidden="0" w:defUnhideWhenUsed="0" w:defQFormat="0" w:count="376">
+  <w:latentStyles w:defLockedState="0" w:defUIPriority="99" w:defSemiHidden="0" w:defUnhideWhenUsed="0" w:defQFormat="0" w:count="371">
     <w:lsdException w:name="Normal" w:uiPriority="0" w:qFormat="1"/>
     <w:lsdException w:name="heading 1" w:uiPriority="9" w:qFormat="1"/>
     <w:lsdException w:name="heading 2" w:semiHidden="1" w:uiPriority="9" w:unhideWhenUsed="1" w:qFormat="1"/>
@@ -581,11 +881,6 @@
     <w:lsdException w:name="List Table 5 Dark Accent 6" w:uiPriority="50"/>
     <w:lsdException w:name="List Table 6 Colorful Accent 6" w:uiPriority="51"/>
     <w:lsdException w:name="List Table 7 Colorful Accent 6" w:uiPriority="52"/>
-    <w:lsdException w:name="Mention" w:semiHidden="1" w:unhideWhenUsed="1"/>
-    <w:lsdException w:name="Smart Hyperlink" w:semiHidden="1" w:unhideWhenUsed="1"/>
-    <w:lsdException w:name="Hashtag" w:semiHidden="1" w:unhideWhenUsed="1"/>
-    <w:lsdException w:name="Unresolved Mention" w:semiHidden="1" w:unhideWhenUsed="1"/>
-    <w:lsdException w:name="Smart Link" w:semiHidden="1" w:unhideWhenUsed="1"/>
   </w:latentStyles>
   <w:style w:type="paragraph" w:default="1" w:styleId="Normal">
     <w:name w:val="Normal"/>

--- a/3.React/UltimateReactCourse/Document/2.docx
+++ b/3.React/UltimateReactCourse/Document/2.docx
@@ -170,6 +170,206 @@
                     <a:xfrm>
                       <a:off x="0" y="0"/>
                       <a:ext cx="4676775" cy="885825"/>
+                    </a:xfrm>
+                    <a:prstGeom prst="rect">
+                      <a:avLst/>
+                    </a:prstGeom>
+                  </pic:spPr>
+                </pic:pic>
+              </a:graphicData>
+            </a:graphic>
+          </wp:inline>
+        </w:drawing>
+      </w:r>
+    </w:p>
+    <w:p>
+      <w:pPr>
+        <w:rPr>
+          <w:sz w:val="40"/>
+          <w:szCs w:val="40"/>
+        </w:rPr>
+      </w:pPr>
+      <w:r>
+        <w:rPr>
+          <w:sz w:val="40"/>
+          <w:szCs w:val="40"/>
+        </w:rPr>
+        <w:t>-</w:t>
+      </w:r>
+      <w:proofErr w:type="spellStart"/>
+      <w:proofErr w:type="gramStart"/>
+      <w:r>
+        <w:rPr>
+          <w:sz w:val="40"/>
+          <w:szCs w:val="40"/>
+        </w:rPr>
+        <w:t>useEffect</w:t>
+      </w:r>
+      <w:proofErr w:type="spellEnd"/>
+      <w:r>
+        <w:rPr>
+          <w:sz w:val="40"/>
+          <w:szCs w:val="40"/>
+        </w:rPr>
+        <w:t>(</w:t>
+      </w:r>
+      <w:proofErr w:type="gramEnd"/>
+      <w:r>
+        <w:rPr>
+          <w:sz w:val="40"/>
+          <w:szCs w:val="40"/>
+        </w:rPr>
+        <w:t xml:space="preserve">) cleanup function: </w:t>
+      </w:r>
+    </w:p>
+    <w:p>
+      <w:pPr>
+        <w:rPr>
+          <w:sz w:val="40"/>
+          <w:szCs w:val="40"/>
+        </w:rPr>
+      </w:pPr>
+      <w:r>
+        <w:rPr>
+          <w:noProof/>
+        </w:rPr>
+        <w:drawing>
+          <wp:inline distT="0" distB="0" distL="0" distR="0" wp14:anchorId="70C0EEA9" wp14:editId="6EBDD121">
+            <wp:extent cx="2419109" cy="1571650"/>
+            <wp:effectExtent l="0" t="0" r="635" b="0"/>
+            <wp:docPr id="1107356354" name="Picture 1"/>
+            <wp:cNvGraphicFramePr>
+              <a:graphicFrameLocks xmlns:a="http://schemas.openxmlformats.org/drawingml/2006/main" noChangeAspect="1"/>
+            </wp:cNvGraphicFramePr>
+            <a:graphic xmlns:a="http://schemas.openxmlformats.org/drawingml/2006/main">
+              <a:graphicData uri="http://schemas.openxmlformats.org/drawingml/2006/picture">
+                <pic:pic xmlns:pic="http://schemas.openxmlformats.org/drawingml/2006/picture">
+                  <pic:nvPicPr>
+                    <pic:cNvPr id="1107356354" name=""/>
+                    <pic:cNvPicPr/>
+                  </pic:nvPicPr>
+                  <pic:blipFill>
+                    <a:blip r:embed="rId6"/>
+                    <a:stretch>
+                      <a:fillRect/>
+                    </a:stretch>
+                  </pic:blipFill>
+                  <pic:spPr>
+                    <a:xfrm>
+                      <a:off x="0" y="0"/>
+                      <a:ext cx="2421531" cy="1573224"/>
+                    </a:xfrm>
+                    <a:prstGeom prst="rect">
+                      <a:avLst/>
+                    </a:prstGeom>
+                  </pic:spPr>
+                </pic:pic>
+              </a:graphicData>
+            </a:graphic>
+          </wp:inline>
+        </w:drawing>
+      </w:r>
+    </w:p>
+    <w:p>
+      <w:pPr>
+        <w:rPr>
+          <w:sz w:val="40"/>
+          <w:szCs w:val="40"/>
+        </w:rPr>
+      </w:pPr>
+      <w:r>
+        <w:rPr>
+          <w:sz w:val="40"/>
+          <w:szCs w:val="40"/>
+        </w:rPr>
+        <w:t>-Cleanup data fetching</w:t>
+      </w:r>
+    </w:p>
+    <w:p>
+      <w:pPr>
+        <w:rPr>
+          <w:sz w:val="40"/>
+          <w:szCs w:val="40"/>
+        </w:rPr>
+      </w:pPr>
+      <w:r>
+        <w:rPr>
+          <w:noProof/>
+        </w:rPr>
+        <w:lastRenderedPageBreak/>
+        <w:drawing>
+          <wp:inline distT="0" distB="0" distL="0" distR="0" wp14:anchorId="13A413D9" wp14:editId="40FBC261">
+            <wp:extent cx="3680749" cy="2213553"/>
+            <wp:effectExtent l="0" t="0" r="0" b="0"/>
+            <wp:docPr id="862273089" name="Picture 1" descr="A computer screen with text&#10;&#10;AI-generated content may be incorrect."/>
+            <wp:cNvGraphicFramePr>
+              <a:graphicFrameLocks xmlns:a="http://schemas.openxmlformats.org/drawingml/2006/main" noChangeAspect="1"/>
+            </wp:cNvGraphicFramePr>
+            <a:graphic xmlns:a="http://schemas.openxmlformats.org/drawingml/2006/main">
+              <a:graphicData uri="http://schemas.openxmlformats.org/drawingml/2006/picture">
+                <pic:pic xmlns:pic="http://schemas.openxmlformats.org/drawingml/2006/picture">
+                  <pic:nvPicPr>
+                    <pic:cNvPr id="862273089" name="Picture 1" descr="A computer screen with text&#10;&#10;AI-generated content may be incorrect."/>
+                    <pic:cNvPicPr/>
+                  </pic:nvPicPr>
+                  <pic:blipFill>
+                    <a:blip r:embed="rId7"/>
+                    <a:stretch>
+                      <a:fillRect/>
+                    </a:stretch>
+                  </pic:blipFill>
+                  <pic:spPr>
+                    <a:xfrm>
+                      <a:off x="0" y="0"/>
+                      <a:ext cx="3688729" cy="2218352"/>
+                    </a:xfrm>
+                    <a:prstGeom prst="rect">
+                      <a:avLst/>
+                    </a:prstGeom>
+                  </pic:spPr>
+                </pic:pic>
+              </a:graphicData>
+            </a:graphic>
+          </wp:inline>
+        </w:drawing>
+      </w:r>
+    </w:p>
+    <w:p>
+      <w:pPr>
+        <w:rPr>
+          <w:sz w:val="40"/>
+          <w:szCs w:val="40"/>
+        </w:rPr>
+      </w:pPr>
+      <w:r>
+        <w:rPr>
+          <w:noProof/>
+        </w:rPr>
+        <w:drawing>
+          <wp:inline distT="0" distB="0" distL="0" distR="0" wp14:anchorId="18A0A7C6" wp14:editId="48E6134C">
+            <wp:extent cx="3611301" cy="2840178"/>
+            <wp:effectExtent l="0" t="0" r="8255" b="0"/>
+            <wp:docPr id="301879754" name="Picture 1" descr="A screen shot of a computer screen&#10;&#10;AI-generated content may be incorrect."/>
+            <wp:cNvGraphicFramePr>
+              <a:graphicFrameLocks xmlns:a="http://schemas.openxmlformats.org/drawingml/2006/main" noChangeAspect="1"/>
+            </wp:cNvGraphicFramePr>
+            <a:graphic xmlns:a="http://schemas.openxmlformats.org/drawingml/2006/main">
+              <a:graphicData uri="http://schemas.openxmlformats.org/drawingml/2006/picture">
+                <pic:pic xmlns:pic="http://schemas.openxmlformats.org/drawingml/2006/picture">
+                  <pic:nvPicPr>
+                    <pic:cNvPr id="301879754" name="Picture 1" descr="A screen shot of a computer screen&#10;&#10;AI-generated content may be incorrect."/>
+                    <pic:cNvPicPr/>
+                  </pic:nvPicPr>
+                  <pic:blipFill>
+                    <a:blip r:embed="rId8"/>
+                    <a:stretch>
+                      <a:fillRect/>
+                    </a:stretch>
+                  </pic:blipFill>
+                  <pic:spPr>
+                    <a:xfrm>
+                      <a:off x="0" y="0"/>
+                      <a:ext cx="3617230" cy="2844841"/>
                     </a:xfrm>
                     <a:prstGeom prst="rect">
                       <a:avLst/>
